--- a/src/main/webapp/modeloAcordoDivida.docx
+++ b/src/main/webapp/modeloAcordoDivida.docx
@@ -1213,25 +1213,23 @@
           <w:szCs w:val="24"/>
           <w:lang w:eastAsia="pt-BR"/>
         </w:rPr>
-        <w:t xml:space="preserve">Juros de </w:t>
-      </w:r>
-      <w:r>
-        <w:rPr>
-          <w:rFonts w:asciiTheme="minorHAnsi" w:eastAsia="Times New Roman" w:hAnsiTheme="minorHAnsi" w:cstheme="minorHAnsi"/>
-          <w:sz w:val="24"/>
-          <w:szCs w:val="24"/>
-          <w:lang w:eastAsia="pt-BR"/>
-        </w:rPr>
-        <w:t xml:space="preserve">1% </w:t>
-      </w:r>
-      <w:r>
-        <w:rPr>
-          <w:rFonts w:asciiTheme="minorHAnsi" w:eastAsia="Times New Roman" w:hAnsiTheme="minorHAnsi" w:cstheme="minorHAnsi"/>
-          <w:sz w:val="24"/>
-          <w:szCs w:val="24"/>
-          <w:lang w:eastAsia="pt-BR"/>
-        </w:rPr>
-        <w:t xml:space="preserve"> ao mês sobre o valor em aberto até o efetivo pagamento.</w:t>
+        <w:t>Juros de R$ 0,50 (cinquenta centavos) por boleto, por dia de atraso, até o efetivo pagamento.</w:t>
+      </w:r>
+      <w:r>
+        <w:rPr>
+          <w:rFonts w:asciiTheme="minorHAnsi" w:eastAsia="Times New Roman" w:hAnsiTheme="minorHAnsi" w:cstheme="minorHAnsi"/>
+          <w:sz w:val="24"/>
+          <w:szCs w:val="24"/>
+          <w:lang w:eastAsia="pt-BR"/>
+        </w:rPr>
+      </w:r>
+      <w:r>
+        <w:rPr>
+          <w:rFonts w:asciiTheme="minorHAnsi" w:eastAsia="Times New Roman" w:hAnsiTheme="minorHAnsi" w:cstheme="minorHAnsi"/>
+          <w:sz w:val="24"/>
+          <w:szCs w:val="24"/>
+          <w:lang w:eastAsia="pt-BR"/>
+        </w:rPr>
       </w:r>
     </w:p>
     <w:p>
@@ -2033,7 +2031,7 @@
         <w:rPr>
           <w:lang w:eastAsia="pt-BR"/>
         </w:rPr>
-        <w:t>Nome:</w:t>
+        <w:t>Nome: adonainomeresponsavel</w:t>
       </w:r>
     </w:p>
     <w:p>
@@ -2047,7 +2045,7 @@
         <w:rPr>
           <w:lang w:eastAsia="pt-BR"/>
         </w:rPr>
-        <w:t>CPF:</w:t>
+        <w:t>CPF: adonaicpfresponsavel</w:t>
       </w:r>
     </w:p>
     <w:p>
